--- a/laravel-app/database/data/internship/handbooks/cloud_computing/Beyond_Cloud_Internship_Day_052_Student_Handbook.docx
+++ b/laravel-app/database/data/internship/handbooks/cloud_computing/Beyond_Cloud_Internship_Day_052_Student_Handbook.docx
@@ -38,7 +38,7 @@
           <w:color w:val="1E293B"/>
           <w:sz w:val="28"/>
         </w:rPr>
-        <w:t>Persistent Storage</w:t>
+        <w:t>Cloud Console, CLI, SDK, and Infrastructure as Code</w:t>
       </w:r>
     </w:p>
     <w:p>
@@ -50,7 +50,7 @@
           <w:b w:val="0"/>
           <w:sz w:val="22"/>
         </w:rPr>
-        <w:t>Troubleshoot. Full student study guide and practical laboratory manual for Beyond Enterprise interns.</w:t>
+        <w:t>Concept development. Full student study guide and practical laboratory manual for Beyond Enterprise interns.</w:t>
       </w:r>
     </w:p>
     <w:tbl>
@@ -141,7 +141,7 @@
               <w:rPr>
                 <w:sz w:val="18"/>
               </w:rPr>
-              <w:t>Troubleshoot</w:t>
+              <w:t>Concept development</w:t>
             </w:r>
           </w:p>
         </w:tc>
@@ -154,7 +154,7 @@
               <w:rPr>
                 <w:sz w:val="18"/>
               </w:rPr>
-              <w:t>foundation</w:t>
+              <w:t>foundation-to-intermediate</w:t>
             </w:r>
           </w:p>
         </w:tc>
@@ -167,7 +167,7 @@
               <w:rPr>
                 <w:sz w:val="18"/>
               </w:rPr>
-              <w:t>8 hours</w:t>
+              <w:t>8.0 hours</w:t>
             </w:r>
           </w:p>
         </w:tc>
@@ -180,7 +180,7 @@
               <w:rPr>
                 <w:sz w:val="18"/>
               </w:rPr>
-              <w:t>VirtualBox, Docker, GitHub, free tiers or local cloud emulators</w:t>
+              <w:t>AWS/Azure/GCP sandbox where authorized, provider CLI, local cloud emulator, Git</w:t>
             </w:r>
           </w:p>
         </w:tc>
@@ -198,7 +198,7 @@
           <w:color w:val="0B3F90"/>
           <w:sz w:val="20"/>
         </w:rPr>
-        <w:t>Day 52 objective  Complete the troubleshoot for Persistent Storage: Apply persistent storage safely and explain the result in a professional technical report.</w:t>
+        <w:t>Day 52 objective  Complete the concept development for Cloud Console, CLI, SDK, and Infrastructure as Code: Compare interaction methods and select the safest for sample tasks.</w:t>
       </w:r>
     </w:p>
     <w:p>
@@ -270,7 +270,7 @@
           <w:b w:val="0"/>
           <w:sz w:val="22"/>
         </w:rPr>
-        <w:t>Submit: Fault table with symptom, test, cause and fix; before/after screenshots or photos; final verification..</w:t>
+        <w:t>Submit: Setup evidence, completed lab artifact, independent verification, cost/cleanup record, safety check, and short technical report..</w:t>
       </w:r>
     </w:p>
     <w:p>
@@ -364,7 +364,7 @@
               <w:rPr>
                 <w:sz w:val="18"/>
               </w:rPr>
-              <w:t>0:00–0:25</w:t>
+              <w:t>0:00–0:30</w:t>
             </w:r>
           </w:p>
         </w:tc>
@@ -377,7 +377,7 @@
               <w:rPr>
                 <w:sz w:val="18"/>
               </w:rPr>
-              <w:t>Confirm healthy baseline</w:t>
+              <w:t>Assessment brief + rubric review</w:t>
             </w:r>
           </w:p>
         </w:tc>
@@ -390,7 +390,7 @@
               <w:rPr>
                 <w:sz w:val="18"/>
               </w:rPr>
-              <w:t>Baseline evidence</w:t>
+              <w:t>Plan</w:t>
             </w:r>
           </w:p>
         </w:tc>
@@ -405,7 +405,7 @@
               <w:rPr>
                 <w:sz w:val="18"/>
               </w:rPr>
-              <w:t>0:25–2:00</w:t>
+              <w:t>0:30–2:30</w:t>
             </w:r>
           </w:p>
         </w:tc>
@@ -418,7 +418,7 @@
               <w:rPr>
                 <w:sz w:val="18"/>
               </w:rPr>
-              <w:t>Fault A diagnose → fix</w:t>
+              <w:t>End-to-end demonstration</w:t>
             </w:r>
           </w:p>
         </w:tc>
@@ -431,7 +431,7 @@
               <w:rPr>
                 <w:sz w:val="18"/>
               </w:rPr>
-              <w:t>Fault log A</w:t>
+              <w:t>Demo evidence</w:t>
             </w:r>
           </w:p>
         </w:tc>
@@ -446,7 +446,7 @@
               <w:rPr>
                 <w:sz w:val="18"/>
               </w:rPr>
-              <w:t>2:00–2:15</w:t>
+              <w:t>2:30–2:45</w:t>
             </w:r>
           </w:p>
         </w:tc>
@@ -487,7 +487,7 @@
               <w:rPr>
                 <w:sz w:val="18"/>
               </w:rPr>
-              <w:t>2:15–3:45</w:t>
+              <w:t>2:45–4:15</w:t>
             </w:r>
           </w:p>
         </w:tc>
@@ -500,7 +500,7 @@
               <w:rPr>
                 <w:sz w:val="18"/>
               </w:rPr>
-              <w:t>Fault B diagnose → fix</w:t>
+              <w:t>Self-score against rubric</w:t>
             </w:r>
           </w:p>
         </w:tc>
@@ -513,7 +513,7 @@
               <w:rPr>
                 <w:sz w:val="18"/>
               </w:rPr>
-              <w:t>Fault log B</w:t>
+              <w:t>Self-score sheet</w:t>
             </w:r>
           </w:p>
         </w:tc>
@@ -528,7 +528,7 @@
               <w:rPr>
                 <w:sz w:val="18"/>
               </w:rPr>
-              <w:t>3:45–5:00</w:t>
+              <w:t>4:15–5:45</w:t>
             </w:r>
           </w:p>
         </w:tc>
@@ -541,7 +541,7 @@
               <w:rPr>
                 <w:sz w:val="18"/>
               </w:rPr>
-              <w:t>Independent verification</w:t>
+              <w:t>Reflection: wins, failures, next steps</w:t>
             </w:r>
           </w:p>
         </w:tc>
@@ -554,7 +554,7 @@
               <w:rPr>
                 <w:sz w:val="18"/>
               </w:rPr>
-              <w:t>Rerun proof</w:t>
+              <w:t>Reflection</w:t>
             </w:r>
           </w:p>
         </w:tc>
@@ -569,7 +569,7 @@
               <w:rPr>
                 <w:sz w:val="18"/>
               </w:rPr>
-              <w:t>5:00–6:30</w:t>
+              <w:t>5:45–8:00</w:t>
             </w:r>
           </w:p>
         </w:tc>
@@ -582,7 +582,7 @@
               <w:rPr>
                 <w:sz w:val="18"/>
               </w:rPr>
-              <w:t>Incident-style report</w:t>
+              <w:t>Final evidence pack + report</w:t>
             </w:r>
           </w:p>
         </w:tc>
@@ -595,48 +595,7 @@
               <w:rPr>
                 <w:sz w:val="18"/>
               </w:rPr>
-              <w:t>Report</w:t>
-            </w:r>
-          </w:p>
-        </w:tc>
-      </w:tr>
-      <w:tr>
-        <w:tc>
-          <w:tcPr>
-            <w:tcW w:type="dxa" w:w="3408"/>
-          </w:tcPr>
-          <w:p>
-            <w:r>
-              <w:rPr>
-                <w:sz w:val="18"/>
-              </w:rPr>
-              <w:t>6:30–8:00</w:t>
-            </w:r>
-          </w:p>
-        </w:tc>
-        <w:tc>
-          <w:tcPr>
-            <w:tcW w:type="dxa" w:w="3408"/>
-          </w:tcPr>
-          <w:p>
-            <w:r>
-              <w:rPr>
-                <w:sz w:val="18"/>
-              </w:rPr>
-              <w:t>Five-minute failure drill + submit</w:t>
-            </w:r>
-          </w:p>
-        </w:tc>
-        <w:tc>
-          <w:tcPr>
-            <w:tcW w:type="dxa" w:w="3408"/>
-          </w:tcPr>
-          <w:p>
-            <w:r>
-              <w:rPr>
-                <w:sz w:val="18"/>
-              </w:rPr>
-              <w:t>Ready pack</w:t>
+              <w:t>Submission</w:t>
             </w:r>
           </w:p>
         </w:tc>
@@ -660,7 +619,7 @@
           <w:b w:val="0"/>
           <w:sz w:val="20"/>
         </w:rPr>
-        <w:t>Curriculum objective (source of truth): Apply persistent storage safely and explain the result in a professional technical report.</w:t>
+        <w:t>Curriculum objective (source of truth): Compare interaction methods and select the safest for sample tasks.</w:t>
       </w:r>
     </w:p>
     <w:p>
@@ -672,7 +631,7 @@
           <w:b w:val="0"/>
           <w:sz w:val="22"/>
         </w:rPr>
-        <w:t>Explain Persistent Storage to a supervisor in under two minutes.</w:t>
+        <w:t>Explain Cloud Console, CLI, SDK, and Infrastructure as Code to a supervisor in under two minutes.</w:t>
       </w:r>
     </w:p>
     <w:p>
@@ -684,7 +643,7 @@
           <w:b w:val="0"/>
           <w:sz w:val="22"/>
         </w:rPr>
-        <w:t>Configure or verify the approved tools required for Persistent Storage.</w:t>
+        <w:t>Configure or verify the approved tools required for Cloud Console, CLI, SDK, and Infrastructure as Code.</w:t>
       </w:r>
     </w:p>
     <w:p>
@@ -696,7 +655,7 @@
           <w:b w:val="0"/>
           <w:sz w:val="22"/>
         </w:rPr>
-        <w:t>Implement or perform the troubleshoot practical for this topic.</w:t>
+        <w:t>Implement or perform the concept development practical for this topic.</w:t>
       </w:r>
     </w:p>
     <w:p>
@@ -752,7 +711,7 @@
           <w:b w:val="0"/>
           <w:sz w:val="22"/>
         </w:rPr>
-        <w:t>Define the professional meaning of “Persistent Storage” before you use tools. Do not split the title into meaningless words. Connect each concept to today's practical action.</w:t>
+        <w:t>Define the professional meaning of “Cloud Console, CLI, SDK, and Infrastructure as Code” before you use tools. Do not split the title into meaningless words. Connect each concept to today's practical action.</w:t>
       </w:r>
     </w:p>
     <w:tbl>
@@ -860,7 +819,7 @@
               <w:rPr>
                 <w:sz w:val="18"/>
               </w:rPr>
-              <w:t>Problem framing</w:t>
+              <w:t>Shared responsibility</w:t>
             </w:r>
           </w:p>
         </w:tc>
@@ -873,7 +832,7 @@
               <w:rPr>
                 <w:sz w:val="18"/>
               </w:rPr>
-              <w:t>Who needs what, constraints, success criteria</w:t>
+              <w:t>What you secure vs what the provider secures</w:t>
             </w:r>
           </w:p>
         </w:tc>
@@ -886,7 +845,7 @@
               <w:rPr>
                 <w:sz w:val="18"/>
               </w:rPr>
-              <w:t>Write a short frame table</w:t>
+              <w:t>List responsibilities for today's service</w:t>
             </w:r>
           </w:p>
         </w:tc>
@@ -899,7 +858,7 @@
               <w:rPr>
                 <w:sz w:val="18"/>
               </w:rPr>
-              <w:t>Building the wrong thing</w:t>
+              <w:t>Assuming the cloud is ‘safe by default’</w:t>
             </w:r>
           </w:p>
         </w:tc>
@@ -912,7 +871,7 @@
               <w:rPr>
                 <w:sz w:val="18"/>
               </w:rPr>
-              <w:t>Supervisor review of frame</w:t>
+              <w:t>Checklist in report</w:t>
             </w:r>
           </w:p>
         </w:tc>
@@ -927,7 +886,7 @@
               <w:rPr>
                 <w:sz w:val="18"/>
               </w:rPr>
-              <w:t>Train vs evaluation data</w:t>
+              <w:t>Cost control</w:t>
             </w:r>
           </w:p>
         </w:tc>
@@ -940,7 +899,7 @@
               <w:rPr>
                 <w:sz w:val="18"/>
               </w:rPr>
-              <w:t>Learn on one set; judge on another</w:t>
+              <w:t>Free-tier/billing limits</w:t>
             </w:r>
           </w:p>
         </w:tc>
@@ -953,7 +912,7 @@
               <w:rPr>
                 <w:sz w:val="18"/>
               </w:rPr>
-              <w:t>Keep a held-out TEST set</w:t>
+              <w:t>Set alerts; destroy unused resources</w:t>
             </w:r>
           </w:p>
         </w:tc>
@@ -966,7 +925,7 @@
               <w:rPr>
                 <w:sz w:val="18"/>
               </w:rPr>
-              <w:t>Testing on training data</w:t>
+              <w:t>Forgotten running VMs</w:t>
             </w:r>
           </w:p>
         </w:tc>
@@ -979,7 +938,7 @@
               <w:rPr>
                 <w:sz w:val="18"/>
               </w:rPr>
-              <w:t>Document the split</w:t>
+              <w:t>End-of-day teardown evidence</w:t>
             </w:r>
           </w:p>
         </w:tc>
@@ -994,7 +953,7 @@
               <w:rPr>
                 <w:sz w:val="18"/>
               </w:rPr>
-              <w:t>Human oversight</w:t>
+              <w:t>Secrets handling</w:t>
             </w:r>
           </w:p>
         </w:tc>
@@ -1007,7 +966,7 @@
               <w:rPr>
                 <w:sz w:val="18"/>
               </w:rPr>
-              <w:t>A person remains accountable</w:t>
+              <w:t>Keys never in git or screenshots</w:t>
             </w:r>
           </w:p>
         </w:tc>
@@ -1020,7 +979,7 @@
               <w:rPr>
                 <w:sz w:val="18"/>
               </w:rPr>
-              <w:t>Disclose AI help; verify claims</w:t>
+              <w:t>Use placeholders / env files</w:t>
             </w:r>
           </w:p>
         </w:tc>
@@ -1033,7 +992,7 @@
               <w:rPr>
                 <w:sz w:val="18"/>
               </w:rPr>
-              <w:t>Blind trust in outputs</w:t>
+              <w:t>Leaked tokens</w:t>
             </w:r>
           </w:p>
         </w:tc>
@@ -1046,7 +1005,7 @@
               <w:rPr>
                 <w:sz w:val="18"/>
               </w:rPr>
-              <w:t>AI/tool disclosure block</w:t>
+              <w:t>Secret scan of submission folder</w:t>
             </w:r>
           </w:p>
         </w:tc>
@@ -1307,7 +1266,7 @@
           <w:b w:val="0"/>
           <w:sz w:val="22"/>
         </w:rPr>
-        <w:t>Tools available: VirtualBox, Docker, GitHub, free tiers or local cloud emulators.</w:t>
+        <w:t>Tools available: AWS/Azure/GCP sandbox where authorized, provider CLI, local cloud emulator, Git.</w:t>
       </w:r>
     </w:p>
     <w:p>
@@ -1422,7 +1381,7 @@
               <w:rPr>
                 <w:sz w:val="18"/>
               </w:rPr>
-              <w:t>VirtualBox, Docker, GitHub, free tiers or local cloud emulators</w:t>
+              <w:t>AWS/Azure/GCP sandbox where authorized, provider CLI, local cloud emulator, Git</w:t>
             </w:r>
           </w:p>
         </w:tc>
@@ -1504,7 +1463,7 @@
           <w:b w:val="0"/>
           <w:sz w:val="18"/>
         </w:rPr>
-        <w:t>└── Day_52_Persistent_Storage/</w:t>
+        <w:t>└── Day_52_Cloud_Console_CLI_SDK_and_Infrastructure_as_Code/</w:t>
       </w:r>
     </w:p>
     <w:p>
@@ -1657,7 +1616,7 @@
           <w:b w:val="0"/>
           <w:sz w:val="18"/>
         </w:rPr>
-        <w:t>mkdir Beyond_Cloud_Internship\Day_52_Persistent_Storage\evidence, Beyond_Cloud_Internship\Day_52_Persistent_Storage\notebooks, Beyond_Cloud_Internship\Day_52_Persistent_Storage\src, Beyond_Cloud_Internship\Day_52_Persistent_Storage\data, Beyond_Cloud_Internship\Day_52_Persistent_Storage\output, Beyond_Cloud_Internship\Day_52_Persistent_Storage\report -Force</w:t>
+        <w:t>mkdir Beyond_Cloud_Internship\Day_52_Cloud_Console_CLI_SDK_and_Infrastructure_as_Code\evidence, Beyond_Cloud_Internship\Day_52_Cloud_Console_CLI_SDK_and_Infrastructure_as_Code\notebooks, Beyond_Cloud_Internship\Day_52_Cloud_Console_CLI_SDK_and_Infrastructure_as_Code\src, Beyond_Cloud_Internship\Day_52_Cloud_Console_CLI_SDK_and_Infrastructure_as_Code\data, Beyond_Cloud_Internship\Day_52_Cloud_Console_CLI_SDK_and_Infrastructure_as_Code\output, Beyond_Cloud_Internship\Day_52_Cloud_Console_CLI_SDK_and_Infrastructure_as_Code\report -Force</w:t>
       </w:r>
     </w:p>
     <w:p/>
@@ -1698,7 +1657,7 @@
           <w:b w:val="0"/>
           <w:sz w:val="18"/>
         </w:rPr>
-        <w:t>mkdir -p Beyond_Cloud_Internship/Day_52_Persistent_Storage/{evidence,notebooks,src,data,output,report}</w:t>
+        <w:t>mkdir -p Beyond_Cloud_Internship/Day_52_Cloud_Console_CLI_SDK_and_Infrastructure_as_Code/{evidence,notebooks,src,data,output,report}</w:t>
       </w:r>
     </w:p>
     <w:p/>
@@ -1814,7 +1773,7 @@
           <w:color w:val="0B3F90"/>
           <w:sz w:val="24"/>
         </w:rPr>
-        <w:t>Troubleshoot: Persistent Storage</w:t>
+        <w:t>Concept development: Cloud Console, CLI, SDK, and Infrastructure as Code</w:t>
       </w:r>
     </w:p>
     <w:p>
@@ -1838,7 +1797,7 @@
           <w:b w:val="0"/>
           <w:sz w:val="20"/>
         </w:rPr>
-        <w:t>• The supervisor will provide or enable faults related to persistent storage. Diagnose systematically, correct them, and preserve before/after evidence.</w:t>
+        <w:t>• Review Day 51 prerequisites and read the complete Day 52 objective before changing any lab resource.</w:t>
       </w:r>
     </w:p>
     <w:p>
@@ -1850,7 +1809,7 @@
           <w:b w:val="0"/>
           <w:sz w:val="20"/>
         </w:rPr>
-        <w:t>• Work only in an authorized lab, VM or on equipment assigned by Beyond.</w:t>
+        <w:t>• Confirm written authorization, account/sandbox boundary, region, quota, budget alert, and cleanup responsibility before provisioning.</w:t>
       </w:r>
     </w:p>
     <w:p>
@@ -1862,7 +1821,79 @@
           <w:b w:val="0"/>
           <w:sz w:val="20"/>
         </w:rPr>
-        <w:t>• Keep time entries truthful and ask the supervisor before changing production equipment.</w:t>
+        <w:t>• Verify only the tools required today and record versions; prefer local emulators when provider access or free-tier status is uncertain.</w:t>
+      </w:r>
+    </w:p>
+    <w:p>
+      <w:pPr>
+        <w:spacing w:after="120"/>
+      </w:pPr>
+      <w:r>
+        <w:rPr>
+          <w:b w:val="0"/>
+          <w:sz w:val="20"/>
+        </w:rPr>
+        <w:t>• Create Day_052_cloud_console_cli_sdk_and_infrastructure_as_code with evidence, config or src, output, and report folders. Prevent secrets and state files from entering version control.</w:t>
+      </w:r>
+    </w:p>
+    <w:p>
+      <w:pPr>
+        <w:spacing w:after="120"/>
+      </w:pPr>
+      <w:r>
+        <w:rPr>
+          <w:b w:val="0"/>
+          <w:sz w:val="20"/>
+        </w:rPr>
+        <w:t>• Complete the practical objective: Compare interaction methods and select the safest for sample tasks.</w:t>
+      </w:r>
+    </w:p>
+    <w:p>
+      <w:pPr>
+        <w:spacing w:after="120"/>
+      </w:pPr>
+      <w:r>
+        <w:rPr>
+          <w:b w:val="0"/>
+          <w:sz w:val="20"/>
+        </w:rPr>
+        <w:t>• Record commands/configuration, expected result, observed result, resource identifiers without secrets, cost/usage check, and any deviations.</w:t>
+      </w:r>
+    </w:p>
+    <w:p>
+      <w:pPr>
+        <w:spacing w:after="120"/>
+      </w:pPr>
+      <w:r>
+        <w:rPr>
+          <w:b w:val="0"/>
+          <w:sz w:val="20"/>
+        </w:rPr>
+        <w:t>• Verify independently using a second command, connectivity test, configuration diff, monitoring view, clean rerun, restore test, or peer review.</w:t>
+      </w:r>
+    </w:p>
+    <w:p>
+      <w:pPr>
+        <w:spacing w:after="120"/>
+      </w:pPr>
+      <w:r>
+        <w:rPr>
+          <w:b w:val="0"/>
+          <w:sz w:val="20"/>
+        </w:rPr>
+        <w:t>• Stop and remove only assigned disposable resources; verify deletion, released IPs/storage, stopped services, and current billing/usage dashboard where applicable.</w:t>
+      </w:r>
+    </w:p>
+    <w:p>
+      <w:pPr>
+        <w:spacing w:after="120"/>
+      </w:pPr>
+      <w:r>
+        <w:rPr>
+          <w:b w:val="0"/>
+          <w:sz w:val="20"/>
+        </w:rPr>
+        <w:t>• Package evidence and write a professional report covering architecture, security, cost, verification, troubleshooting, limitations, and AI/tool assistance.</w:t>
       </w:r>
     </w:p>
     <w:p>
@@ -1888,7 +1919,7 @@
           <w:b w:val="0"/>
           <w:sz w:val="18"/>
         </w:rPr>
-        <w:t># day_52_lab.py — Troubleshoot: Persistent Storage</w:t>
+        <w:t># day_52_lab.py — Concept development: Cloud Console, CLI, SDK, and Infrastructure as Code</w:t>
       </w:r>
     </w:p>
     <w:p>
@@ -1930,7 +1961,7 @@
           <w:b w:val="0"/>
           <w:sz w:val="18"/>
         </w:rPr>
-        <w:t>"""Day 52 practical starter for Persistent Storage.</w:t>
+        <w:t>"""Day 52 practical starter for Cloud Console, CLI, SDK, and Infrastructure as Code.</w:t>
       </w:r>
     </w:p>
     <w:p>
@@ -2112,7 +2143,7 @@
           <w:b w:val="0"/>
           <w:sz w:val="18"/>
         </w:rPr>
-        <w:t xml:space="preserve">    print("Program topic:", 'Persistent Storage')</w:t>
+        <w:t xml:space="preserve">    print("Program topic:", 'Cloud Console, CLI, SDK, and Infrastructure as Code')</w:t>
       </w:r>
     </w:p>
     <w:p>
@@ -2126,7 +2157,7 @@
           <w:b w:val="0"/>
           <w:sz w:val="18"/>
         </w:rPr>
-        <w:t xml:space="preserve">    print("Day mode:", 'Troubleshoot')</w:t>
+        <w:t xml:space="preserve">    print("Day mode:", 'Concept development')</w:t>
       </w:r>
     </w:p>
     <w:p>
@@ -5731,7 +5762,7 @@
           <w:b w:val="0"/>
           <w:sz w:val="22"/>
         </w:rPr>
-        <w:t>Objective addressed for Persistent Storage</w:t>
+        <w:t>Objective addressed for Cloud Console, CLI, SDK, and Infrastructure as Code</w:t>
       </w:r>
     </w:p>
     <w:p>
@@ -5743,7 +5774,7 @@
           <w:b w:val="0"/>
           <w:sz w:val="22"/>
         </w:rPr>
-        <w:t>Troubleshoot practical completed</w:t>
+        <w:t>Concept development practical completed</w:t>
       </w:r>
     </w:p>
     <w:p>
@@ -5835,7 +5866,7 @@
           <w:b w:val="0"/>
           <w:sz w:val="22"/>
         </w:rPr>
-        <w:t>Matches: Fault table with symptom, test, cause and fix; before/after screenshots or photos; final verification.</w:t>
+        <w:t>Matches: Setup evidence, completed lab artifact, independent verification, cost/cleanup record, safety check, and short technical report.</w:t>
       </w:r>
     </w:p>
     <w:p>
@@ -5867,7 +5898,7 @@
           <w:b w:val="0"/>
           <w:sz w:val="22"/>
         </w:rPr>
-        <w:t>Explain Persistent Storage without reading.</w:t>
+        <w:t>Explain Cloud Console, CLI, SDK, and Infrastructure as Code without reading.</w:t>
       </w:r>
     </w:p>
     <w:p>
@@ -5959,7 +5990,7 @@
           <w:b w:val="0"/>
           <w:sz w:val="22"/>
         </w:rPr>
-        <w:t>Today is Day 52 (Troubleshoot) on Persistent Storage. I worked only in the authorized Beyond cloud lab. I completed the practical objective, verified with a second check, and packaged evidence. Main risk: unauthorized or unsafe action; control: checklist + supervisor escalation. Limitation: classroom/lab scope only. Next: continue the topic cycle and keep documentation reproducible.</w:t>
+        <w:t>Today is Day 52 (Concept development) on Cloud Console, CLI, SDK, and Infrastructure as Code. I worked only in the authorized Beyond cloud lab. I completed the practical objective, verified with a second check, and packaged evidence. Main risk: unauthorized or unsafe action; control: checklist + supervisor escalation. Limitation: classroom/lab scope only. Next: continue the topic cycle and keep documentation reproducible.</w:t>
       </w:r>
     </w:p>
     <w:p>
@@ -6390,7 +6421,7 @@
           <w:b w:val="0"/>
           <w:sz w:val="22"/>
         </w:rPr>
-        <w:t>Access check date: 2026-08-09. Prefer first-party sources. Do not invent URLs.</w:t>
+        <w:t>Access check date: 2026-08-10. Prefer first-party sources. Do not invent URLs.</w:t>
       </w:r>
     </w:p>
     <w:p>
